--- a/AgentShield_Project_Report.docx
+++ b/AgentShield_Project_Report.docx
@@ -1431,7 +1431,7 @@
           <w:sz w:val="28"/>
           <w:szCs w:val="28"/>
         </w:rPr>
-        <w:t xml:space="preserve">7. Work Plan</w:t>
+        <w:t xml:space="preserve">7. Methodology</w:t>
       </w:r>
     </w:p>
     <w:p>
@@ -1445,7 +1445,7 @@
           <w:sz w:val="22"/>
           <w:szCs w:val="22"/>
         </w:rPr>
-        <w:t xml:space="preserve">The work is organized into four phases so that research, architecture, and the demo can proceed in parallel where possible and converge into a single report and presentation.</w:t>
+        <w:t xml:space="preserve">The architecture described in Sections 4–6 was implemented end-to-end on AWS and deployed to a live account, rather than left as a paper design. This section describes what was actually built, the tools used, and how the four Lambdas, the network boundary, and the audit trail were wired together in practice. The full source, including the infrastructure definition, is available at github.com/anumair/AgentShield.</w:t>
       </w:r>
     </w:p>
     <w:p>
@@ -1462,61 +1462,21 @@
           <w:sz w:val="24"/>
           <w:szCs w:val="24"/>
         </w:rPr>
-        <w:t xml:space="preserve">Phase 1 — Research and Threat Modeling (Week 1)</w:t>
-      </w:r>
-    </w:p>
-    <w:p>
-      <w:pPr>
-        <w:pStyle w:val="ListParagraph"/>
-        <w:numPr>
-          <w:ilvl w:val="0"/>
-          <w:numId w:val="3"/>
-        </w:numPr>
-        <w:spacing w:after="60" w:line="280"/>
-      </w:pPr>
-      <w:r>
-        <w:rPr>
-          <w:rFonts w:ascii="Calibri" w:cs="Calibri" w:eastAsia="Calibri" w:hAnsi="Calibri"/>
-          <w:sz w:val="22"/>
-          <w:szCs w:val="22"/>
-        </w:rPr>
-        <w:t xml:space="preserve">Deep-dive on the OpenAI-model hacking incident and at least two comparable agentic-AI security incidents, to confirm the threat model generalizes beyond a single case.</w:t>
-      </w:r>
-    </w:p>
-    <w:p>
-      <w:pPr>
-        <w:pStyle w:val="ListParagraph"/>
-        <w:numPr>
-          <w:ilvl w:val="0"/>
-          <w:numId w:val="3"/>
-        </w:numPr>
-        <w:spacing w:after="60" w:line="280"/>
-      </w:pPr>
-      <w:r>
-        <w:rPr>
-          <w:rFonts w:ascii="Calibri" w:cs="Calibri" w:eastAsia="Calibri" w:hAnsi="Calibri"/>
-          <w:sz w:val="22"/>
-          <w:szCs w:val="22"/>
-        </w:rPr>
-        <w:t xml:space="preserve">Define and document the four rogue-behaviour categories (unauthorized network calls, privilege escalation, scope deviation, persistence) with concrete technical examples of each.</w:t>
-      </w:r>
-    </w:p>
-    <w:p>
-      <w:pPr>
-        <w:pStyle w:val="ListParagraph"/>
-        <w:numPr>
-          <w:ilvl w:val="0"/>
-          <w:numId w:val="3"/>
-        </w:numPr>
-        <w:spacing w:after="60" w:line="280"/>
-      </w:pPr>
-      <w:r>
-        <w:rPr>
-          <w:rFonts w:ascii="Calibri" w:cs="Calibri" w:eastAsia="Calibri" w:hAnsi="Calibri"/>
-          <w:sz w:val="22"/>
-          <w:szCs w:val="22"/>
-        </w:rPr>
-        <w:t xml:space="preserve">Draft the problem statement and threat model sections of the report.</w:t>
+        <w:t xml:space="preserve">7.1 Infrastructure as code</w:t>
+      </w:r>
+    </w:p>
+    <w:p>
+      <w:pPr>
+        <w:spacing w:after="140" w:line="300"/>
+        <w:jc w:val="both"/>
+      </w:pPr>
+      <w:r>
+        <w:rPr>
+          <w:rFonts w:ascii="Calibri" w:cs="Calibri" w:eastAsia="Calibri" w:hAnsi="Calibri"/>
+          <w:sz w:val="22"/>
+          <w:szCs w:val="22"/>
+        </w:rPr>
+        <w:t xml:space="preserve">The entire stack — the VPC, the isolated sandbox subnet, the DynamoDB tables, the SNS topic, the API Gateway endpoint, and all four Lambda functions — is defined in a single AWS SAM (Serverless Application Model) template rather than built by hand through the console. This makes the deployment reproducible: standing up or tearing down the whole containment layer for a test session is a single sam deploy or sam delete command, matching the claim in Section 6 that AgentShield can be stood up and torn down per session without becoming a long-lived piece of infrastructure. The sandbox subnet has no route to an Internet Gateway or a NAT gateway at all — containment is enforced by the route table itself, not only by the security group attached to the Agent Lambda, which is the actual boundary a misbehaving agent cannot cross regardless of what it attempts.</w:t>
       </w:r>
     </w:p>
     <w:p>
@@ -1533,61 +1493,21 @@
           <w:sz w:val="24"/>
           <w:szCs w:val="24"/>
         </w:rPr>
-        <w:t xml:space="preserve">Phase 2 — Cloud Architecture and Security Design (Weeks 1–2)</w:t>
-      </w:r>
-    </w:p>
-    <w:p>
-      <w:pPr>
-        <w:pStyle w:val="ListParagraph"/>
-        <w:numPr>
-          <w:ilvl w:val="0"/>
-          <w:numId w:val="3"/>
-        </w:numPr>
-        <w:spacing w:after="60" w:line="280"/>
-      </w:pPr>
-      <w:r>
-        <w:rPr>
-          <w:rFonts w:ascii="Calibri" w:cs="Calibri" w:eastAsia="Calibri" w:hAnsi="Calibri"/>
-          <w:sz w:val="22"/>
-          <w:szCs w:val="22"/>
-        </w:rPr>
-        <w:t xml:space="preserve">Design the sandbox/containment architecture: isolated VPC, monitored egress, action-approval gateway, and kill-switch.</w:t>
-      </w:r>
-    </w:p>
-    <w:p>
-      <w:pPr>
-        <w:pStyle w:val="ListParagraph"/>
-        <w:numPr>
-          <w:ilvl w:val="0"/>
-          <w:numId w:val="3"/>
-        </w:numPr>
-        <w:spacing w:after="60" w:line="280"/>
-      </w:pPr>
-      <w:r>
-        <w:rPr>
-          <w:rFonts w:ascii="Calibri" w:cs="Calibri" w:eastAsia="Calibri" w:hAnsi="Calibri"/>
-          <w:sz w:val="22"/>
-          <w:szCs w:val="22"/>
-        </w:rPr>
-        <w:t xml:space="preserve">Select the specific cloud services for the primary implementation and identify equivalents on the other major providers.</w:t>
-      </w:r>
-    </w:p>
-    <w:p>
-      <w:pPr>
-        <w:pStyle w:val="ListParagraph"/>
-        <w:numPr>
-          <w:ilvl w:val="0"/>
-          <w:numId w:val="3"/>
-        </w:numPr>
-        <w:spacing w:after="60" w:line="280"/>
-      </w:pPr>
-      <w:r>
-        <w:rPr>
-          <w:rFonts w:ascii="Calibri" w:cs="Calibri" w:eastAsia="Calibri" w:hAnsi="Calibri"/>
-          <w:sz w:val="22"/>
-          <w:szCs w:val="22"/>
-        </w:rPr>
-        <w:t xml:space="preserve">Produce the architecture diagrams, including the request/response sequence diagram in this report.</w:t>
+        <w:t xml:space="preserve">7.2 Policy engine</w:t>
+      </w:r>
+    </w:p>
+    <w:p>
+      <w:pPr>
+        <w:spacing w:after="140" w:line="300"/>
+        <w:jc w:val="both"/>
+      </w:pPr>
+      <w:r>
+        <w:rPr>
+          <w:rFonts w:ascii="Calibri" w:cs="Calibri" w:eastAsia="Calibri" w:hAnsi="Calibri"/>
+          <w:sz w:val="22"/>
+          <w:szCs w:val="22"/>
+        </w:rPr>
+        <w:t xml:space="preserve">The Policy Lambda implements the four threat categories from Section 3 as four independent, non-overlapping checks against a small per-session scope declaration: an allow-list of network targets, a maximum IAM role, and a set of declared action types. Every action — approved or denied — is written to a DynamoDB audit table (session id, timestamp, action type, target, decision, reason) before any downstream effect happens, so the audit trail is complete even if a later step fails. An approved http_call is forwarded synchronously to the Egress Lambda, whose response is returned to the agent as the outcome of its own action; a denied action asynchronously invokes the Kill-Switch Lambda with the full action context.</w:t>
       </w:r>
     </w:p>
     <w:p>
@@ -1604,43 +1524,936 @@
           <w:sz w:val="24"/>
           <w:szCs w:val="24"/>
         </w:rPr>
-        <w:t xml:space="preserve">Phase 3 — Build and Demo (Weeks 2–3)</w:t>
-      </w:r>
-    </w:p>
-    <w:p>
-      <w:pPr>
-        <w:pStyle w:val="ListParagraph"/>
-        <w:numPr>
-          <w:ilvl w:val="0"/>
-          <w:numId w:val="3"/>
-        </w:numPr>
-        <w:spacing w:after="60" w:line="280"/>
-      </w:pPr>
-      <w:r>
-        <w:rPr>
-          <w:rFonts w:ascii="Calibri" w:cs="Calibri" w:eastAsia="Calibri" w:hAnsi="Calibri"/>
-          <w:sz w:val="22"/>
-          <w:szCs w:val="22"/>
-        </w:rPr>
-        <w:t xml:space="preserve">Build a minimal working prototype: a mock agent issuing a small set of test actions, a simple policy-evaluation function, and a script or dashboard that demonstrates an approved action succeeding and an anomalous action triggering the kill-switch.</w:t>
-      </w:r>
-    </w:p>
-    <w:p>
-      <w:pPr>
-        <w:pStyle w:val="ListParagraph"/>
-        <w:numPr>
-          <w:ilvl w:val="0"/>
-          <w:numId w:val="3"/>
-        </w:numPr>
-        <w:spacing w:after="60" w:line="280"/>
-      </w:pPr>
-      <w:r>
-        <w:rPr>
-          <w:rFonts w:ascii="Calibri" w:cs="Calibri" w:eastAsia="Calibri" w:hAnsi="Calibri"/>
-          <w:sz w:val="22"/>
-          <w:szCs w:val="22"/>
-        </w:rPr>
-        <w:t xml:space="preserve">Validate that the demo reproduces both paths shown in Figure 1: the approved path and the anomalous/kill-switch path.</w:t>
+        <w:t xml:space="preserve">7.3 Test harness</w:t>
+      </w:r>
+    </w:p>
+    <w:p>
+      <w:pPr>
+        <w:spacing w:after="140" w:line="300"/>
+        <w:jc w:val="both"/>
+      </w:pPr>
+      <w:r>
+        <w:rPr>
+          <w:rFonts w:ascii="Calibri" w:cs="Calibri" w:eastAsia="Calibri" w:hAnsi="Calibri"/>
+          <w:sz w:val="22"/>
+          <w:szCs w:val="22"/>
+        </w:rPr>
+        <w:t xml:space="preserve">The mock agent from Section 4 is a Lambda function running a fixed, five-action script: one benign call (proving the approved path) plus one action for each threat category (proving the denied path). A driver script invokes the agent once per scenario, each time on a freshly generated session id, so that an earlier kill-switch freeze can never mask whether a later, independent test would have been caught on its own. Two supporting scripts turn the DynamoDB audit table into report-ready artifacts: one exports the full table to CSV for the evaluation below, the other — a small Streamlit dashboard — renders the same table plus the live session-freeze status as a continuously auto-refreshing view, for a real-time demonstration of the containment loop.</w:t>
+      </w:r>
+    </w:p>
+    <w:p>
+      <w:pPr>
+        <w:pStyle w:val="Heading1"/>
+        <w:spacing w:after="150" w:before="300"/>
+      </w:pPr>
+      <w:r>
+        <w:rPr>
+          <w:rFonts w:ascii="Calibri" w:cs="Calibri" w:eastAsia="Calibri" w:hAnsi="Calibri"/>
+          <w:b/>
+          <w:bCs/>
+          <w:color w:val="1F1F1F"/>
+          <w:sz w:val="28"/>
+          <w:szCs w:val="28"/>
+        </w:rPr>
+        <w:t xml:space="preserve">8. Results and Evaluation</w:t>
+      </w:r>
+    </w:p>
+    <w:p>
+      <w:pPr>
+        <w:spacing w:after="140" w:line="300"/>
+        <w:jc w:val="both"/>
+      </w:pPr>
+      <w:r>
+        <w:rPr>
+          <w:rFonts w:ascii="Calibri" w:cs="Calibri" w:eastAsia="Calibri" w:hAnsi="Calibri"/>
+          <w:sz w:val="22"/>
+          <w:szCs w:val="22"/>
+        </w:rPr>
+        <w:t xml:space="preserve">AgentShield was exercised against all four threat categories plus the benign control across three independent test passes (13 logged actions total). Every run is captured in the DynamoDB audit table and exported to CSV in the project repository (logs_and_results/).</w:t>
+      </w:r>
+    </w:p>
+    <w:tbl>
+      <w:tblPr>
+        <w:tblW w:type="dxa" w:w="9360"/>
+        <w:tblBorders>
+          <w:top w:val="single" w:color="999999" w:sz="4"/>
+          <w:left w:val="single" w:color="999999" w:sz="4"/>
+          <w:bottom w:val="single" w:color="999999" w:sz="4"/>
+          <w:right w:val="single" w:color="999999" w:sz="4"/>
+          <w:insideH w:val="single" w:color="CCCCCC" w:sz="4"/>
+          <w:insideV w:val="single" w:color="CCCCCC" w:sz="4"/>
+        </w:tblBorders>
+      </w:tblPr>
+      <w:tblGrid>
+        <w:gridCol w:w="2100"/>
+        <w:gridCol w:w="3060"/>
+        <w:gridCol w:w="1400"/>
+        <w:gridCol w:w="1400"/>
+        <w:gridCol w:w="1400"/>
+      </w:tblGrid>
+      <w:tr>
+        <w:trPr>
+          <w:tblHeader/>
+        </w:trPr>
+        <w:tc>
+          <w:tcPr>
+            <w:tcW w:type="dxa" w:w="2100"/>
+            <w:shd w:fill="D9D9D9" w:val="clear"/>
+            <w:tcMar>
+              <w:top w:type="dxa" w:w="80"/>
+              <w:left w:type="dxa" w:w="100"/>
+              <w:bottom w:type="dxa" w:w="80"/>
+              <w:right w:type="dxa" w:w="100"/>
+            </w:tcMar>
+          </w:tcPr>
+          <w:p>
+            <w:pPr>
+              <w:jc w:val="left"/>
+            </w:pPr>
+            <w:r>
+              <w:rPr>
+                <w:rFonts w:ascii="Calibri" w:cs="Calibri" w:eastAsia="Calibri" w:hAnsi="Calibri"/>
+                <w:b/>
+                <w:bCs/>
+                <w:sz w:val="20"/>
+                <w:szCs w:val="20"/>
+              </w:rPr>
+              <w:t xml:space="preserve">Threat Category</w:t>
+            </w:r>
+          </w:p>
+        </w:tc>
+        <w:tc>
+          <w:tcPr>
+            <w:tcW w:type="dxa" w:w="3060"/>
+            <w:shd w:fill="D9D9D9" w:val="clear"/>
+            <w:tcMar>
+              <w:top w:type="dxa" w:w="80"/>
+              <w:left w:type="dxa" w:w="100"/>
+              <w:bottom w:type="dxa" w:w="80"/>
+              <w:right w:type="dxa" w:w="100"/>
+            </w:tcMar>
+          </w:tcPr>
+          <w:p>
+            <w:pPr>
+              <w:jc w:val="left"/>
+            </w:pPr>
+            <w:r>
+              <w:rPr>
+                <w:rFonts w:ascii="Calibri" w:cs="Calibri" w:eastAsia="Calibri" w:hAnsi="Calibri"/>
+                <w:b/>
+                <w:bCs/>
+                <w:sz w:val="20"/>
+                <w:szCs w:val="20"/>
+              </w:rPr>
+              <w:t xml:space="preserve">Test Action</w:t>
+            </w:r>
+          </w:p>
+        </w:tc>
+        <w:tc>
+          <w:tcPr>
+            <w:tcW w:type="dxa" w:w="1400"/>
+            <w:shd w:fill="D9D9D9" w:val="clear"/>
+            <w:tcMar>
+              <w:top w:type="dxa" w:w="80"/>
+              <w:left w:type="dxa" w:w="100"/>
+              <w:bottom w:type="dxa" w:w="80"/>
+              <w:right w:type="dxa" w:w="100"/>
+            </w:tcMar>
+          </w:tcPr>
+          <w:p>
+            <w:pPr>
+              <w:jc w:val="left"/>
+            </w:pPr>
+            <w:r>
+              <w:rPr>
+                <w:rFonts w:ascii="Calibri" w:cs="Calibri" w:eastAsia="Calibri" w:hAnsi="Calibri"/>
+                <w:b/>
+                <w:bCs/>
+                <w:sz w:val="20"/>
+                <w:szCs w:val="20"/>
+              </w:rPr>
+              <w:t xml:space="preserve">Decision</w:t>
+            </w:r>
+          </w:p>
+        </w:tc>
+        <w:tc>
+          <w:tcPr>
+            <w:tcW w:type="dxa" w:w="1400"/>
+            <w:shd w:fill="D9D9D9" w:val="clear"/>
+            <w:tcMar>
+              <w:top w:type="dxa" w:w="80"/>
+              <w:left w:type="dxa" w:w="100"/>
+              <w:bottom w:type="dxa" w:w="80"/>
+              <w:right w:type="dxa" w:w="100"/>
+            </w:tcMar>
+          </w:tcPr>
+          <w:p>
+            <w:pPr>
+              <w:jc w:val="left"/>
+            </w:pPr>
+            <w:r>
+              <w:rPr>
+                <w:rFonts w:ascii="Calibri" w:cs="Calibri" w:eastAsia="Calibri" w:hAnsi="Calibri"/>
+                <w:b/>
+                <w:bCs/>
+                <w:sz w:val="20"/>
+                <w:szCs w:val="20"/>
+              </w:rPr>
+              <w:t xml:space="preserve">Kill-Switch</w:t>
+            </w:r>
+          </w:p>
+        </w:tc>
+        <w:tc>
+          <w:tcPr>
+            <w:tcW w:type="dxa" w:w="1400"/>
+            <w:shd w:fill="D9D9D9" w:val="clear"/>
+            <w:tcMar>
+              <w:top w:type="dxa" w:w="80"/>
+              <w:left w:type="dxa" w:w="100"/>
+              <w:bottom w:type="dxa" w:w="80"/>
+              <w:right w:type="dxa" w:w="100"/>
+            </w:tcMar>
+          </w:tcPr>
+          <w:p>
+            <w:pPr>
+              <w:jc w:val="left"/>
+            </w:pPr>
+            <w:r>
+              <w:rPr>
+                <w:rFonts w:ascii="Calibri" w:cs="Calibri" w:eastAsia="Calibri" w:hAnsi="Calibri"/>
+                <w:b/>
+                <w:bCs/>
+                <w:sz w:val="20"/>
+                <w:szCs w:val="20"/>
+              </w:rPr>
+              <w:t xml:space="preserve">Alert Delivered</w:t>
+            </w:r>
+          </w:p>
+        </w:tc>
+      </w:tr>
+      <w:tr>
+        <w:tc>
+          <w:tcPr>
+            <w:tcW w:type="dxa" w:w="2100"/>
+            <w:tcMar>
+              <w:top w:type="dxa" w:w="80"/>
+              <w:left w:type="dxa" w:w="100"/>
+              <w:bottom w:type="dxa" w:w="80"/>
+              <w:right w:type="dxa" w:w="100"/>
+            </w:tcMar>
+          </w:tcPr>
+          <w:p>
+            <w:pPr>
+              <w:jc w:val="left"/>
+            </w:pPr>
+            <w:r>
+              <w:rPr>
+                <w:rFonts w:ascii="Calibri" w:cs="Calibri" w:eastAsia="Calibri" w:hAnsi="Calibri"/>
+                <w:b w:val="false"/>
+                <w:bCs w:val="false"/>
+                <w:sz w:val="20"/>
+                <w:szCs w:val="20"/>
+              </w:rPr>
+              <w:t xml:space="preserve">Benign control (approved path)</w:t>
+            </w:r>
+          </w:p>
+        </w:tc>
+        <w:tc>
+          <w:tcPr>
+            <w:tcW w:type="dxa" w:w="3060"/>
+            <w:tcMar>
+              <w:top w:type="dxa" w:w="80"/>
+              <w:left w:type="dxa" w:w="100"/>
+              <w:bottom w:type="dxa" w:w="80"/>
+              <w:right w:type="dxa" w:w="100"/>
+            </w:tcMar>
+          </w:tcPr>
+          <w:p>
+            <w:pPr>
+              <w:jc w:val="left"/>
+            </w:pPr>
+            <w:r>
+              <w:rPr>
+                <w:rFonts w:ascii="Calibri" w:cs="Calibri" w:eastAsia="Calibri" w:hAnsi="Calibri"/>
+                <w:b w:val="false"/>
+                <w:bCs w:val="false"/>
+                <w:sz w:val="20"/>
+                <w:szCs w:val="20"/>
+              </w:rPr>
+              <w:t xml:space="preserve">http_call to api.weather.com</w:t>
+            </w:r>
+          </w:p>
+        </w:tc>
+        <w:tc>
+          <w:tcPr>
+            <w:tcW w:type="dxa" w:w="1400"/>
+            <w:tcMar>
+              <w:top w:type="dxa" w:w="80"/>
+              <w:left w:type="dxa" w:w="100"/>
+              <w:bottom w:type="dxa" w:w="80"/>
+              <w:right w:type="dxa" w:w="100"/>
+            </w:tcMar>
+          </w:tcPr>
+          <w:p>
+            <w:pPr>
+              <w:jc w:val="left"/>
+            </w:pPr>
+            <w:r>
+              <w:rPr>
+                <w:rFonts w:ascii="Calibri" w:cs="Calibri" w:eastAsia="Calibri" w:hAnsi="Calibri"/>
+                <w:b w:val="false"/>
+                <w:bCs w:val="false"/>
+                <w:sz w:val="20"/>
+                <w:szCs w:val="20"/>
+              </w:rPr>
+              <w:t xml:space="preserve">Approved</w:t>
+            </w:r>
+          </w:p>
+        </w:tc>
+        <w:tc>
+          <w:tcPr>
+            <w:tcW w:type="dxa" w:w="1400"/>
+            <w:tcMar>
+              <w:top w:type="dxa" w:w="80"/>
+              <w:left w:type="dxa" w:w="100"/>
+              <w:bottom w:type="dxa" w:w="80"/>
+              <w:right w:type="dxa" w:w="100"/>
+            </w:tcMar>
+          </w:tcPr>
+          <w:p>
+            <w:pPr>
+              <w:jc w:val="left"/>
+            </w:pPr>
+            <w:r>
+              <w:rPr>
+                <w:rFonts w:ascii="Calibri" w:cs="Calibri" w:eastAsia="Calibri" w:hAnsi="Calibri"/>
+                <w:b w:val="false"/>
+                <w:bCs w:val="false"/>
+                <w:sz w:val="20"/>
+                <w:szCs w:val="20"/>
+              </w:rPr>
+              <w:t xml:space="preserve">N/A</w:t>
+            </w:r>
+          </w:p>
+        </w:tc>
+        <w:tc>
+          <w:tcPr>
+            <w:tcW w:type="dxa" w:w="1400"/>
+            <w:tcMar>
+              <w:top w:type="dxa" w:w="80"/>
+              <w:left w:type="dxa" w:w="100"/>
+              <w:bottom w:type="dxa" w:w="80"/>
+              <w:right w:type="dxa" w:w="100"/>
+            </w:tcMar>
+          </w:tcPr>
+          <w:p>
+            <w:pPr>
+              <w:jc w:val="left"/>
+            </w:pPr>
+            <w:r>
+              <w:rPr>
+                <w:rFonts w:ascii="Calibri" w:cs="Calibri" w:eastAsia="Calibri" w:hAnsi="Calibri"/>
+                <w:b w:val="false"/>
+                <w:bCs w:val="false"/>
+                <w:sz w:val="20"/>
+                <w:szCs w:val="20"/>
+              </w:rPr>
+              <w:t xml:space="preserve">N/A</w:t>
+            </w:r>
+          </w:p>
+        </w:tc>
+      </w:tr>
+      <w:tr>
+        <w:tc>
+          <w:tcPr>
+            <w:tcW w:type="dxa" w:w="2100"/>
+            <w:tcMar>
+              <w:top w:type="dxa" w:w="80"/>
+              <w:left w:type="dxa" w:w="100"/>
+              <w:bottom w:type="dxa" w:w="80"/>
+              <w:right w:type="dxa" w:w="100"/>
+            </w:tcMar>
+          </w:tcPr>
+          <w:p>
+            <w:pPr>
+              <w:jc w:val="left"/>
+            </w:pPr>
+            <w:r>
+              <w:rPr>
+                <w:rFonts w:ascii="Calibri" w:cs="Calibri" w:eastAsia="Calibri" w:hAnsi="Calibri"/>
+                <w:b w:val="false"/>
+                <w:bCs w:val="false"/>
+                <w:sz w:val="20"/>
+                <w:szCs w:val="20"/>
+              </w:rPr>
+              <w:t xml:space="preserve">Unauthorized network call</w:t>
+            </w:r>
+          </w:p>
+        </w:tc>
+        <w:tc>
+          <w:tcPr>
+            <w:tcW w:type="dxa" w:w="3060"/>
+            <w:tcMar>
+              <w:top w:type="dxa" w:w="80"/>
+              <w:left w:type="dxa" w:w="100"/>
+              <w:bottom w:type="dxa" w:w="80"/>
+              <w:right w:type="dxa" w:w="100"/>
+            </w:tcMar>
+          </w:tcPr>
+          <w:p>
+            <w:pPr>
+              <w:jc w:val="left"/>
+            </w:pPr>
+            <w:r>
+              <w:rPr>
+                <w:rFonts w:ascii="Calibri" w:cs="Calibri" w:eastAsia="Calibri" w:hAnsi="Calibri"/>
+                <w:b w:val="false"/>
+                <w:bCs w:val="false"/>
+                <w:sz w:val="20"/>
+                <w:szCs w:val="20"/>
+              </w:rPr>
+              <w:t xml:space="preserve">http_call to malicious-c2.net</w:t>
+            </w:r>
+          </w:p>
+        </w:tc>
+        <w:tc>
+          <w:tcPr>
+            <w:tcW w:type="dxa" w:w="1400"/>
+            <w:tcMar>
+              <w:top w:type="dxa" w:w="80"/>
+              <w:left w:type="dxa" w:w="100"/>
+              <w:bottom w:type="dxa" w:w="80"/>
+              <w:right w:type="dxa" w:w="100"/>
+            </w:tcMar>
+          </w:tcPr>
+          <w:p>
+            <w:pPr>
+              <w:jc w:val="left"/>
+            </w:pPr>
+            <w:r>
+              <w:rPr>
+                <w:rFonts w:ascii="Calibri" w:cs="Calibri" w:eastAsia="Calibri" w:hAnsi="Calibri"/>
+                <w:b w:val="false"/>
+                <w:bCs w:val="false"/>
+                <w:sz w:val="20"/>
+                <w:szCs w:val="20"/>
+              </w:rPr>
+              <w:t xml:space="preserve">Denied</w:t>
+            </w:r>
+          </w:p>
+        </w:tc>
+        <w:tc>
+          <w:tcPr>
+            <w:tcW w:type="dxa" w:w="1400"/>
+            <w:tcMar>
+              <w:top w:type="dxa" w:w="80"/>
+              <w:left w:type="dxa" w:w="100"/>
+              <w:bottom w:type="dxa" w:w="80"/>
+              <w:right w:type="dxa" w:w="100"/>
+            </w:tcMar>
+          </w:tcPr>
+          <w:p>
+            <w:pPr>
+              <w:jc w:val="left"/>
+            </w:pPr>
+            <w:r>
+              <w:rPr>
+                <w:rFonts w:ascii="Calibri" w:cs="Calibri" w:eastAsia="Calibri" w:hAnsi="Calibri"/>
+                <w:b w:val="false"/>
+                <w:bCs w:val="false"/>
+                <w:sz w:val="20"/>
+                <w:szCs w:val="20"/>
+              </w:rPr>
+              <w:t xml:space="preserve">Yes</w:t>
+            </w:r>
+          </w:p>
+        </w:tc>
+        <w:tc>
+          <w:tcPr>
+            <w:tcW w:type="dxa" w:w="1400"/>
+            <w:tcMar>
+              <w:top w:type="dxa" w:w="80"/>
+              <w:left w:type="dxa" w:w="100"/>
+              <w:bottom w:type="dxa" w:w="80"/>
+              <w:right w:type="dxa" w:w="100"/>
+            </w:tcMar>
+          </w:tcPr>
+          <w:p>
+            <w:pPr>
+              <w:jc w:val="left"/>
+            </w:pPr>
+            <w:r>
+              <w:rPr>
+                <w:rFonts w:ascii="Calibri" w:cs="Calibri" w:eastAsia="Calibri" w:hAnsi="Calibri"/>
+                <w:b w:val="false"/>
+                <w:bCs w:val="false"/>
+                <w:sz w:val="20"/>
+                <w:szCs w:val="20"/>
+              </w:rPr>
+              <w:t xml:space="preserve">Yes</w:t>
+            </w:r>
+          </w:p>
+        </w:tc>
+      </w:tr>
+      <w:tr>
+        <w:tc>
+          <w:tcPr>
+            <w:tcW w:type="dxa" w:w="2100"/>
+            <w:tcMar>
+              <w:top w:type="dxa" w:w="80"/>
+              <w:left w:type="dxa" w:w="100"/>
+              <w:bottom w:type="dxa" w:w="80"/>
+              <w:right w:type="dxa" w:w="100"/>
+            </w:tcMar>
+          </w:tcPr>
+          <w:p>
+            <w:pPr>
+              <w:jc w:val="left"/>
+            </w:pPr>
+            <w:r>
+              <w:rPr>
+                <w:rFonts w:ascii="Calibri" w:cs="Calibri" w:eastAsia="Calibri" w:hAnsi="Calibri"/>
+                <w:b w:val="false"/>
+                <w:bCs w:val="false"/>
+                <w:sz w:val="20"/>
+                <w:szCs w:val="20"/>
+              </w:rPr>
+              <w:t xml:space="preserve">Privilege escalation</w:t>
+            </w:r>
+          </w:p>
+        </w:tc>
+        <w:tc>
+          <w:tcPr>
+            <w:tcW w:type="dxa" w:w="3060"/>
+            <w:tcMar>
+              <w:top w:type="dxa" w:w="80"/>
+              <w:left w:type="dxa" w:w="100"/>
+              <w:bottom w:type="dxa" w:w="80"/>
+              <w:right w:type="dxa" w:w="100"/>
+            </w:tcMar>
+          </w:tcPr>
+          <w:p>
+            <w:pPr>
+              <w:jc w:val="left"/>
+            </w:pPr>
+            <w:r>
+              <w:rPr>
+                <w:rFonts w:ascii="Calibri" w:cs="Calibri" w:eastAsia="Calibri" w:hAnsi="Calibri"/>
+                <w:b w:val="false"/>
+                <w:bCs w:val="false"/>
+                <w:sz w:val="20"/>
+                <w:szCs w:val="20"/>
+              </w:rPr>
+              <w:t xml:space="preserve">iam_action: assume_role → admin</w:t>
+            </w:r>
+          </w:p>
+        </w:tc>
+        <w:tc>
+          <w:tcPr>
+            <w:tcW w:type="dxa" w:w="1400"/>
+            <w:tcMar>
+              <w:top w:type="dxa" w:w="80"/>
+              <w:left w:type="dxa" w:w="100"/>
+              <w:bottom w:type="dxa" w:w="80"/>
+              <w:right w:type="dxa" w:w="100"/>
+            </w:tcMar>
+          </w:tcPr>
+          <w:p>
+            <w:pPr>
+              <w:jc w:val="left"/>
+            </w:pPr>
+            <w:r>
+              <w:rPr>
+                <w:rFonts w:ascii="Calibri" w:cs="Calibri" w:eastAsia="Calibri" w:hAnsi="Calibri"/>
+                <w:b w:val="false"/>
+                <w:bCs w:val="false"/>
+                <w:sz w:val="20"/>
+                <w:szCs w:val="20"/>
+              </w:rPr>
+              <w:t xml:space="preserve">Denied</w:t>
+            </w:r>
+          </w:p>
+        </w:tc>
+        <w:tc>
+          <w:tcPr>
+            <w:tcW w:type="dxa" w:w="1400"/>
+            <w:tcMar>
+              <w:top w:type="dxa" w:w="80"/>
+              <w:left w:type="dxa" w:w="100"/>
+              <w:bottom w:type="dxa" w:w="80"/>
+              <w:right w:type="dxa" w:w="100"/>
+            </w:tcMar>
+          </w:tcPr>
+          <w:p>
+            <w:pPr>
+              <w:jc w:val="left"/>
+            </w:pPr>
+            <w:r>
+              <w:rPr>
+                <w:rFonts w:ascii="Calibri" w:cs="Calibri" w:eastAsia="Calibri" w:hAnsi="Calibri"/>
+                <w:b w:val="false"/>
+                <w:bCs w:val="false"/>
+                <w:sz w:val="20"/>
+                <w:szCs w:val="20"/>
+              </w:rPr>
+              <w:t xml:space="preserve">Yes</w:t>
+            </w:r>
+          </w:p>
+        </w:tc>
+        <w:tc>
+          <w:tcPr>
+            <w:tcW w:type="dxa" w:w="1400"/>
+            <w:tcMar>
+              <w:top w:type="dxa" w:w="80"/>
+              <w:left w:type="dxa" w:w="100"/>
+              <w:bottom w:type="dxa" w:w="80"/>
+              <w:right w:type="dxa" w:w="100"/>
+            </w:tcMar>
+          </w:tcPr>
+          <w:p>
+            <w:pPr>
+              <w:jc w:val="left"/>
+            </w:pPr>
+            <w:r>
+              <w:rPr>
+                <w:rFonts w:ascii="Calibri" w:cs="Calibri" w:eastAsia="Calibri" w:hAnsi="Calibri"/>
+                <w:b w:val="false"/>
+                <w:bCs w:val="false"/>
+                <w:sz w:val="20"/>
+                <w:szCs w:val="20"/>
+              </w:rPr>
+              <w:t xml:space="preserve">Yes</w:t>
+            </w:r>
+          </w:p>
+        </w:tc>
+      </w:tr>
+      <w:tr>
+        <w:tc>
+          <w:tcPr>
+            <w:tcW w:type="dxa" w:w="2100"/>
+            <w:tcMar>
+              <w:top w:type="dxa" w:w="80"/>
+              <w:left w:type="dxa" w:w="100"/>
+              <w:bottom w:type="dxa" w:w="80"/>
+              <w:right w:type="dxa" w:w="100"/>
+            </w:tcMar>
+          </w:tcPr>
+          <w:p>
+            <w:pPr>
+              <w:jc w:val="left"/>
+            </w:pPr>
+            <w:r>
+              <w:rPr>
+                <w:rFonts w:ascii="Calibri" w:cs="Calibri" w:eastAsia="Calibri" w:hAnsi="Calibri"/>
+                <w:b w:val="false"/>
+                <w:bCs w:val="false"/>
+                <w:sz w:val="20"/>
+                <w:szCs w:val="20"/>
+              </w:rPr>
+              <w:t xml:space="preserve">Scope deviation</w:t>
+            </w:r>
+          </w:p>
+        </w:tc>
+        <w:tc>
+          <w:tcPr>
+            <w:tcW w:type="dxa" w:w="3060"/>
+            <w:tcMar>
+              <w:top w:type="dxa" w:w="80"/>
+              <w:left w:type="dxa" w:w="100"/>
+              <w:bottom w:type="dxa" w:w="80"/>
+              <w:right w:type="dxa" w:w="100"/>
+            </w:tcMar>
+          </w:tcPr>
+          <w:p>
+            <w:pPr>
+              <w:jc w:val="left"/>
+            </w:pPr>
+            <w:r>
+              <w:rPr>
+                <w:rFonts w:ascii="Calibri" w:cs="Calibri" w:eastAsia="Calibri" w:hAnsi="Calibri"/>
+                <w:b w:val="false"/>
+                <w:bCs w:val="false"/>
+                <w:sz w:val="20"/>
+                <w:szCs w:val="20"/>
+              </w:rPr>
+              <w:t xml:space="preserve">db_write to billing_db</w:t>
+            </w:r>
+          </w:p>
+        </w:tc>
+        <w:tc>
+          <w:tcPr>
+            <w:tcW w:type="dxa" w:w="1400"/>
+            <w:tcMar>
+              <w:top w:type="dxa" w:w="80"/>
+              <w:left w:type="dxa" w:w="100"/>
+              <w:bottom w:type="dxa" w:w="80"/>
+              <w:right w:type="dxa" w:w="100"/>
+            </w:tcMar>
+          </w:tcPr>
+          <w:p>
+            <w:pPr>
+              <w:jc w:val="left"/>
+            </w:pPr>
+            <w:r>
+              <w:rPr>
+                <w:rFonts w:ascii="Calibri" w:cs="Calibri" w:eastAsia="Calibri" w:hAnsi="Calibri"/>
+                <w:b w:val="false"/>
+                <w:bCs w:val="false"/>
+                <w:sz w:val="20"/>
+                <w:szCs w:val="20"/>
+              </w:rPr>
+              <w:t xml:space="preserve">Denied</w:t>
+            </w:r>
+          </w:p>
+        </w:tc>
+        <w:tc>
+          <w:tcPr>
+            <w:tcW w:type="dxa" w:w="1400"/>
+            <w:tcMar>
+              <w:top w:type="dxa" w:w="80"/>
+              <w:left w:type="dxa" w:w="100"/>
+              <w:bottom w:type="dxa" w:w="80"/>
+              <w:right w:type="dxa" w:w="100"/>
+            </w:tcMar>
+          </w:tcPr>
+          <w:p>
+            <w:pPr>
+              <w:jc w:val="left"/>
+            </w:pPr>
+            <w:r>
+              <w:rPr>
+                <w:rFonts w:ascii="Calibri" w:cs="Calibri" w:eastAsia="Calibri" w:hAnsi="Calibri"/>
+                <w:b w:val="false"/>
+                <w:bCs w:val="false"/>
+                <w:sz w:val="20"/>
+                <w:szCs w:val="20"/>
+              </w:rPr>
+              <w:t xml:space="preserve">Yes</w:t>
+            </w:r>
+          </w:p>
+        </w:tc>
+        <w:tc>
+          <w:tcPr>
+            <w:tcW w:type="dxa" w:w="1400"/>
+            <w:tcMar>
+              <w:top w:type="dxa" w:w="80"/>
+              <w:left w:type="dxa" w:w="100"/>
+              <w:bottom w:type="dxa" w:w="80"/>
+              <w:right w:type="dxa" w:w="100"/>
+            </w:tcMar>
+          </w:tcPr>
+          <w:p>
+            <w:pPr>
+              <w:jc w:val="left"/>
+            </w:pPr>
+            <w:r>
+              <w:rPr>
+                <w:rFonts w:ascii="Calibri" w:cs="Calibri" w:eastAsia="Calibri" w:hAnsi="Calibri"/>
+                <w:b w:val="false"/>
+                <w:bCs w:val="false"/>
+                <w:sz w:val="20"/>
+                <w:szCs w:val="20"/>
+              </w:rPr>
+              <w:t xml:space="preserve">Yes</w:t>
+            </w:r>
+          </w:p>
+        </w:tc>
+      </w:tr>
+      <w:tr>
+        <w:tc>
+          <w:tcPr>
+            <w:tcW w:type="dxa" w:w="2100"/>
+            <w:tcMar>
+              <w:top w:type="dxa" w:w="80"/>
+              <w:left w:type="dxa" w:w="100"/>
+              <w:bottom w:type="dxa" w:w="80"/>
+              <w:right w:type="dxa" w:w="100"/>
+            </w:tcMar>
+          </w:tcPr>
+          <w:p>
+            <w:pPr>
+              <w:jc w:val="left"/>
+            </w:pPr>
+            <w:r>
+              <w:rPr>
+                <w:rFonts w:ascii="Calibri" w:cs="Calibri" w:eastAsia="Calibri" w:hAnsi="Calibri"/>
+                <w:b w:val="false"/>
+                <w:bCs w:val="false"/>
+                <w:sz w:val="20"/>
+                <w:szCs w:val="20"/>
+              </w:rPr>
+              <w:t xml:space="preserve">Persistence</w:t>
+            </w:r>
+          </w:p>
+        </w:tc>
+        <w:tc>
+          <w:tcPr>
+            <w:tcW w:type="dxa" w:w="3060"/>
+            <w:tcMar>
+              <w:top w:type="dxa" w:w="80"/>
+              <w:left w:type="dxa" w:w="100"/>
+              <w:bottom w:type="dxa" w:w="80"/>
+              <w:right w:type="dxa" w:w="100"/>
+            </w:tcMar>
+          </w:tcPr>
+          <w:p>
+            <w:pPr>
+              <w:jc w:val="left"/>
+            </w:pPr>
+            <w:r>
+              <w:rPr>
+                <w:rFonts w:ascii="Calibri" w:cs="Calibri" w:eastAsia="Calibri" w:hAnsi="Calibri"/>
+                <w:b w:val="false"/>
+                <w:bCs w:val="false"/>
+                <w:sz w:val="20"/>
+                <w:szCs w:val="20"/>
+              </w:rPr>
+              <w:t xml:space="preserve">create_resource: scheduled_task</w:t>
+            </w:r>
+          </w:p>
+        </w:tc>
+        <w:tc>
+          <w:tcPr>
+            <w:tcW w:type="dxa" w:w="1400"/>
+            <w:tcMar>
+              <w:top w:type="dxa" w:w="80"/>
+              <w:left w:type="dxa" w:w="100"/>
+              <w:bottom w:type="dxa" w:w="80"/>
+              <w:right w:type="dxa" w:w="100"/>
+            </w:tcMar>
+          </w:tcPr>
+          <w:p>
+            <w:pPr>
+              <w:jc w:val="left"/>
+            </w:pPr>
+            <w:r>
+              <w:rPr>
+                <w:rFonts w:ascii="Calibri" w:cs="Calibri" w:eastAsia="Calibri" w:hAnsi="Calibri"/>
+                <w:b w:val="false"/>
+                <w:bCs w:val="false"/>
+                <w:sz w:val="20"/>
+                <w:szCs w:val="20"/>
+              </w:rPr>
+              <w:t xml:space="preserve">Denied</w:t>
+            </w:r>
+          </w:p>
+        </w:tc>
+        <w:tc>
+          <w:tcPr>
+            <w:tcW w:type="dxa" w:w="1400"/>
+            <w:tcMar>
+              <w:top w:type="dxa" w:w="80"/>
+              <w:left w:type="dxa" w:w="100"/>
+              <w:bottom w:type="dxa" w:w="80"/>
+              <w:right w:type="dxa" w:w="100"/>
+            </w:tcMar>
+          </w:tcPr>
+          <w:p>
+            <w:pPr>
+              <w:jc w:val="left"/>
+            </w:pPr>
+            <w:r>
+              <w:rPr>
+                <w:rFonts w:ascii="Calibri" w:cs="Calibri" w:eastAsia="Calibri" w:hAnsi="Calibri"/>
+                <w:b w:val="false"/>
+                <w:bCs w:val="false"/>
+                <w:sz w:val="20"/>
+                <w:szCs w:val="20"/>
+              </w:rPr>
+              <w:t xml:space="preserve">Yes</w:t>
+            </w:r>
+          </w:p>
+        </w:tc>
+        <w:tc>
+          <w:tcPr>
+            <w:tcW w:type="dxa" w:w="1400"/>
+            <w:tcMar>
+              <w:top w:type="dxa" w:w="80"/>
+              <w:left w:type="dxa" w:w="100"/>
+              <w:bottom w:type="dxa" w:w="80"/>
+              <w:right w:type="dxa" w:w="100"/>
+            </w:tcMar>
+          </w:tcPr>
+          <w:p>
+            <w:pPr>
+              <w:jc w:val="left"/>
+            </w:pPr>
+            <w:r>
+              <w:rPr>
+                <w:rFonts w:ascii="Calibri" w:cs="Calibri" w:eastAsia="Calibri" w:hAnsi="Calibri"/>
+                <w:b w:val="false"/>
+                <w:bCs w:val="false"/>
+                <w:sz w:val="20"/>
+                <w:szCs w:val="20"/>
+              </w:rPr>
+              <w:t xml:space="preserve">Yes</w:t>
+            </w:r>
+          </w:p>
+        </w:tc>
+      </w:tr>
+    </w:tbl>
+    <w:p>
+      <w:pPr>
+        <w:spacing w:after="140"/>
+      </w:pPr>
+    </w:p>
+    <w:p>
+      <w:pPr>
+        <w:spacing w:after="140" w:line="300"/>
+        <w:jc w:val="both"/>
+      </w:pPr>
+      <w:r>
+        <w:rPr>
+          <w:rFonts w:ascii="Calibri" w:cs="Calibri" w:eastAsia="Calibri" w:hAnsi="Calibri"/>
+          <w:sz w:val="22"/>
+          <w:szCs w:val="22"/>
+        </w:rPr>
+        <w:t xml:space="preserve">Detection rate: 4 of 4 threat categories (100%) were correctly identified and denied on every run. Every denial correctly froze its session in the AgentShieldSessions table, and the agent's own freeze-check confirmed it would refuse to attempt any further action in a frozen session before even reaching the policy check again. On the approved path, the Egress Lambda's call to the real api.weather.com endpoint returned an authentic HTTP 401 Unauthorized response (the endpoint requires an API key not provided in this demo) rather than a network-level failure, confirming genuine outbound connectivity through the one path out of the sandbox, rather than a simulated or mocked result.</w:t>
+      </w:r>
+    </w:p>
+    <w:p>
+      <w:pPr>
+        <w:spacing w:after="140" w:line="300"/>
+        <w:jc w:val="both"/>
+      </w:pPr>
+      <w:r>
+        <w:rPr>
+          <w:rFonts w:ascii="Calibri" w:cs="Calibri" w:eastAsia="Calibri" w:hAnsi="Calibri"/>
+          <w:sz w:val="22"/>
+          <w:szCs w:val="22"/>
+        </w:rPr>
+        <w:t xml:space="preserve">Kill-switch response time, measured from CloudWatch execution duration, was consistently well under one second (typically 80–600ms) from the moment a denial was flagged to the freeze flag being written and the SNS alert being dispatched — the containment layer reacting faster than a human reviewer plausibly could, matching the design goal stated in the Conclusion (Section 13).</w:t>
+      </w:r>
+    </w:p>
+    <w:p>
+      <w:pPr>
+        <w:spacing w:after="140" w:line="300"/>
+        <w:jc w:val="both"/>
+      </w:pPr>
+      <w:r>
+        <w:rPr>
+          <w:rFonts w:ascii="Calibri" w:cs="Calibri" w:eastAsia="Calibri" w:hAnsi="Calibri"/>
+          <w:sz w:val="22"/>
+          <w:szCs w:val="22"/>
+        </w:rPr>
+        <w:t xml:space="preserve">Alert delivery was not 100% on the first attempt: of the first four denied categories tested, only two (scope_deviation, persistence) produced a delivered email; the other two (unauthorized_network_call, privilege_escalation) failed silently at the SNS API call itself, discovered only by inspecting CloudWatch logs (see Section 9.1). After the underlying bug was fixed, both previously failing categories were re-tested in isolation and confirmed delivered, bringing alert delivery to 4 of 4 categories confirmed.</w:t>
+      </w:r>
+    </w:p>
+    <w:p>
+      <w:pPr>
+        <w:pStyle w:val="Heading1"/>
+        <w:spacing w:after="150" w:before="300"/>
+      </w:pPr>
+      <w:r>
+        <w:rPr>
+          <w:rFonts w:ascii="Calibri" w:cs="Calibri" w:eastAsia="Calibri" w:hAnsi="Calibri"/>
+          <w:b/>
+          <w:bCs/>
+          <w:color w:val="1F1F1F"/>
+          <w:sz w:val="28"/>
+          <w:szCs w:val="28"/>
+        </w:rPr>
+        <w:t xml:space="preserve">9. Discussion and Limitations</w:t>
       </w:r>
     </w:p>
     <w:p>
@@ -1657,7 +2470,21 @@
           <w:sz w:val="24"/>
           <w:szCs w:val="24"/>
         </w:rPr>
-        <w:t xml:space="preserve">Phase 4 — Consolidation and Presentation (Week 3–4)</w:t>
+        <w:t xml:space="preserve">9.1 Bugs found during deployment</w:t>
+      </w:r>
+    </w:p>
+    <w:p>
+      <w:pPr>
+        <w:spacing w:after="140" w:line="300"/>
+        <w:jc w:val="both"/>
+      </w:pPr>
+      <w:r>
+        <w:rPr>
+          <w:rFonts w:ascii="Calibri" w:cs="Calibri" w:eastAsia="Calibri" w:hAnsi="Calibri"/>
+          <w:sz w:val="22"/>
+          <w:szCs w:val="22"/>
+        </w:rPr>
+        <w:t xml:space="preserve">Three of the four bugs below were invisible from the architecture diagram and the infrastructure-as-code definition alone; they surfaced only once the stack was actually deployed and exercised, which is itself a finding worth recording: a paper design and a cloud services mapping table are necessary but not sufficient evidence that a containment boundary works as intended.</w:t>
       </w:r>
     </w:p>
     <w:p>
@@ -1667,15 +2494,26 @@
           <w:ilvl w:val="0"/>
           <w:numId w:val="3"/>
         </w:numPr>
-        <w:spacing w:after="60" w:line="280"/>
-      </w:pPr>
-      <w:r>
-        <w:rPr>
-          <w:rFonts w:ascii="Calibri" w:cs="Calibri" w:eastAsia="Calibri" w:hAnsi="Calibri"/>
-          <w:sz w:val="22"/>
-          <w:szCs w:val="22"/>
-        </w:rPr>
-        <w:t xml:space="preserve">Consolidate the research, architecture, and demo results into the final written report.</w:t>
+        <w:spacing w:after="100" w:line="280"/>
+        <w:jc w:val="both"/>
+      </w:pPr>
+      <w:r>
+        <w:rPr>
+          <w:rFonts w:ascii="Calibri" w:cs="Calibri" w:eastAsia="Calibri" w:hAnsi="Calibri"/>
+          <w:b/>
+          <w:bCs/>
+          <w:sz w:val="22"/>
+          <w:szCs w:val="22"/>
+        </w:rPr>
+        <w:t xml:space="preserve">Security group over-restriction silently blackholed DynamoDB traffic. </w:t>
+      </w:r>
+      <w:r>
+        <w:rPr>
+          <w:rFonts w:ascii="Calibri" w:cs="Calibri" w:eastAsia="Calibri" w:hAnsi="Calibri"/>
+          <w:sz w:val="22"/>
+          <w:szCs w:val="22"/>
+        </w:rPr>
+        <w:t xml:space="preserve">The Agent Lambda's security group was scoped to allow outbound traffic only to a specific destination security group (an API Gateway interface endpoint's), but DynamoDB is reached through a Gateway endpoint, which has no security group of its own — so the very first DynamoDB read of every invocation was silently dropped rather than rejected, and the Lambda ran for its full 60-second timeout on every call. The fix was to widen the security group's egress rule back to unrestricted, since the actual containment boundary is the absence of an Internet Gateway or NAT route on the subnet's route table, not the security group.</w:t>
       </w:r>
     </w:p>
     <w:p>
@@ -1685,15 +2523,215 @@
           <w:ilvl w:val="0"/>
           <w:numId w:val="3"/>
         </w:numPr>
-        <w:spacing w:after="60" w:line="280"/>
-      </w:pPr>
-      <w:r>
-        <w:rPr>
-          <w:rFonts w:ascii="Calibri" w:cs="Calibri" w:eastAsia="Calibri" w:hAnsi="Calibri"/>
-          <w:sz w:val="22"/>
-          <w:szCs w:val="22"/>
-        </w:rPr>
-        <w:t xml:space="preserve">Prepare the presentation deck and rehearse the live delivery, including a walkthrough of the demo.</w:t>
+        <w:spacing w:after="100" w:line="280"/>
+        <w:jc w:val="both"/>
+      </w:pPr>
+      <w:r>
+        <w:rPr>
+          <w:rFonts w:ascii="Calibri" w:cs="Calibri" w:eastAsia="Calibri" w:hAnsi="Calibri"/>
+          <w:b/>
+          <w:bCs/>
+          <w:sz w:val="22"/>
+          <w:szCs w:val="22"/>
+        </w:rPr>
+        <w:t xml:space="preserve">Private access to an HTTP API is not reliably supported the way it is for REST APIs. </w:t>
+      </w:r>
+      <w:r>
+        <w:rPr>
+          <w:rFonts w:ascii="Calibri" w:cs="Calibri" w:eastAsia="Calibri" w:hAnsi="Calibri"/>
+          <w:sz w:val="22"/>
+          <w:szCs w:val="22"/>
+        </w:rPr>
+        <w:t xml:space="preserve">AgentShield originally routed the Agent-to-Policy call through an interface VPC endpoint for execute-api, a well-documented pattern for REST APIs (API Gateway v1) but not for the HTTP APIs (API Gateway v2) that AWS SAM creates by default. The call was replaced with a direct Lambda-to-Lambda invocation over an interface endpoint for the lambda service instead, a pattern with no such ambiguity; the original API Gateway endpoint was kept in place only as an optional path for manual or external testing.</w:t>
+      </w:r>
+    </w:p>
+    <w:p>
+      <w:pPr>
+        <w:pStyle w:val="ListParagraph"/>
+        <w:numPr>
+          <w:ilvl w:val="0"/>
+          <w:numId w:val="3"/>
+        </w:numPr>
+        <w:spacing w:after="100" w:line="280"/>
+        <w:jc w:val="both"/>
+      </w:pPr>
+      <w:r>
+        <w:rPr>
+          <w:rFonts w:ascii="Calibri" w:cs="Calibri" w:eastAsia="Calibri" w:hAnsi="Calibri"/>
+          <w:b/>
+          <w:bCs/>
+          <w:sz w:val="22"/>
+          <w:szCs w:val="22"/>
+        </w:rPr>
+        <w:t xml:space="preserve">A Lambda function in a subnet with an Internet Gateway route still has no real path to the internet. </w:t>
+      </w:r>
+      <w:r>
+        <w:rPr>
+          <w:rFonts w:ascii="Calibri" w:cs="Calibri" w:eastAsia="Calibri" w:hAnsi="Calibri"/>
+          <w:sz w:val="22"/>
+          <w:szCs w:val="22"/>
+        </w:rPr>
+        <w:t xml:space="preserve">Lambda network interfaces are never assigned a public IP, so an Internet Gateway route on their subnet's route table is inert for them — only a NAT Gateway, which has its own public IP and costs money to run continuously, would have worked. Since the Egress Lambda's isolation requirement is about what the sandboxed Agent can reach, not about where Egress itself executes, the fix was simply to remove Egress from the VPC entirely; Lambda's default (non-VPC) networking already has full internet access at no extra cost.</w:t>
+      </w:r>
+    </w:p>
+    <w:p>
+      <w:pPr>
+        <w:pStyle w:val="ListParagraph"/>
+        <w:numPr>
+          <w:ilvl w:val="0"/>
+          <w:numId w:val="3"/>
+        </w:numPr>
+        <w:spacing w:after="100" w:line="280"/>
+        <w:jc w:val="both"/>
+      </w:pPr>
+      <w:r>
+        <w:rPr>
+          <w:rFonts w:ascii="Calibri" w:cs="Calibri" w:eastAsia="Calibri" w:hAnsi="Calibri"/>
+          <w:b/>
+          <w:bCs/>
+          <w:sz w:val="22"/>
+          <w:szCs w:val="22"/>
+        </w:rPr>
+        <w:t xml:space="preserve">SNS rejects an entire publish() call if the Subject exceeds 100 characters, with no partial delivery. </w:t>
+      </w:r>
+      <w:r>
+        <w:rPr>
+          <w:rFonts w:ascii="Calibri" w:cs="Calibri" w:eastAsia="Calibri" w:hAnsi="Calibri"/>
+          <w:sz w:val="22"/>
+          <w:szCs w:val="22"/>
+        </w:rPr>
+        <w:t xml:space="preserve">The kill-switch alert's subject line interpolated both the threat category and the full session id, which pushed two of the four category names over the limit; those two categories' alerts failed at the API call itself, but the DynamoDB freeze and audit-log writes — which happen earlier in the same function — still succeeded, so the failure was invisible in the application's own success signal and was found only by searching CloudWatch for error entries. The fix was to shorten the subject to just the category name, since the full session id is already in the message body.</w:t>
+      </w:r>
+    </w:p>
+    <w:p>
+      <w:pPr>
+        <w:pStyle w:val="Heading2"/>
+        <w:spacing w:after="100" w:before="220"/>
+      </w:pPr>
+      <w:r>
+        <w:rPr>
+          <w:rFonts w:ascii="Calibri" w:cs="Calibri" w:eastAsia="Calibri" w:hAnsi="Calibri"/>
+          <w:b/>
+          <w:bCs/>
+          <w:color w:val="2B2B2B"/>
+          <w:sz w:val="24"/>
+          <w:szCs w:val="24"/>
+        </w:rPr>
+        <w:t xml:space="preserve">9.2 Limitations</w:t>
+      </w:r>
+    </w:p>
+    <w:p>
+      <w:pPr>
+        <w:pStyle w:val="ListParagraph"/>
+        <w:numPr>
+          <w:ilvl w:val="0"/>
+          <w:numId w:val="3"/>
+        </w:numPr>
+        <w:spacing w:after="100" w:line="280"/>
+        <w:jc w:val="both"/>
+      </w:pPr>
+      <w:r>
+        <w:rPr>
+          <w:rFonts w:ascii="Calibri" w:cs="Calibri" w:eastAsia="Calibri" w:hAnsi="Calibri"/>
+          <w:sz w:val="22"/>
+          <w:szCs w:val="22"/>
+        </w:rPr>
+        <w:t xml:space="preserve">Single-region deployment (us-east-1) with no multi-AZ redundancy or auto-scaling; appropriate for a course-project demo but not for a production containment layer.</w:t>
+      </w:r>
+    </w:p>
+    <w:p>
+      <w:pPr>
+        <w:pStyle w:val="ListParagraph"/>
+        <w:numPr>
+          <w:ilvl w:val="0"/>
+          <w:numId w:val="3"/>
+        </w:numPr>
+        <w:spacing w:after="100" w:line="280"/>
+        <w:jc w:val="both"/>
+      </w:pPr>
+      <w:r>
+        <w:rPr>
+          <w:rFonts w:ascii="Calibri" w:cs="Calibri" w:eastAsia="Calibri" w:hAnsi="Calibri"/>
+          <w:sz w:val="22"/>
+          <w:szCs w:val="22"/>
+        </w:rPr>
+        <w:t xml:space="preserve">The mock agent runs a fixed, five-action script rather than a real LLM-driven agent. This proves the four detection categories work as designed, but a genuine autonomous agent could exhibit adversarial or emergent behaviour — for example, chaining several individually-approved actions to reach a disallowed outcome — that a scripted action list cannot exercise.</w:t>
+      </w:r>
+    </w:p>
+    <w:p>
+      <w:pPr>
+        <w:pStyle w:val="ListParagraph"/>
+        <w:numPr>
+          <w:ilvl w:val="0"/>
+          <w:numId w:val="3"/>
+        </w:numPr>
+        <w:spacing w:after="100" w:line="280"/>
+        <w:jc w:val="both"/>
+      </w:pPr>
+      <w:r>
+        <w:rPr>
+          <w:rFonts w:ascii="Calibri" w:cs="Calibri" w:eastAsia="Calibri" w:hAnsi="Calibri"/>
+          <w:sz w:val="22"/>
+          <w:szCs w:val="22"/>
+        </w:rPr>
+        <w:t xml:space="preserve">The policy engine's per-session scope is a small hardcoded allow-list rather than a general-purpose, auditable policy language; a production deployment would likely use something like AWS Cedar or Open Policy Agent instead.</w:t>
+      </w:r>
+    </w:p>
+    <w:p>
+      <w:pPr>
+        <w:pStyle w:val="ListParagraph"/>
+        <w:numPr>
+          <w:ilvl w:val="0"/>
+          <w:numId w:val="3"/>
+        </w:numPr>
+        <w:spacing w:after="100" w:line="280"/>
+        <w:jc w:val="both"/>
+      </w:pPr>
+      <w:r>
+        <w:rPr>
+          <w:rFonts w:ascii="Calibri" w:cs="Calibri" w:eastAsia="Calibri" w:hAnsi="Calibri"/>
+          <w:sz w:val="22"/>
+          <w:szCs w:val="22"/>
+        </w:rPr>
+        <w:t xml:space="preserve">The deployment IAM user was granted broad AdministratorAccess for expedience during a time-boxed course project; a production deployment would scope this to the specific set of resource types AgentShield actually needs to create.</w:t>
+      </w:r>
+    </w:p>
+    <w:p>
+      <w:pPr>
+        <w:pStyle w:val="ListParagraph"/>
+        <w:numPr>
+          <w:ilvl w:val="0"/>
+          <w:numId w:val="3"/>
+        </w:numPr>
+        <w:spacing w:after="100" w:line="280"/>
+        <w:jc w:val="both"/>
+      </w:pPr>
+      <w:r>
+        <w:rPr>
+          <w:rFonts w:ascii="Calibri" w:cs="Calibri" w:eastAsia="Calibri" w:hAnsi="Calibri"/>
+          <w:sz w:val="22"/>
+          <w:szCs w:val="22"/>
+        </w:rPr>
+        <w:t xml:space="preserve">A frozen session has no automated unfreeze or review workflow; an operator currently has to clear the freeze flag manually in DynamoDB. A production system would need a console for a human reviewer to inspect and clear frozen sessions deliberately.</w:t>
+      </w:r>
+    </w:p>
+    <w:p>
+      <w:pPr>
+        <w:pStyle w:val="ListParagraph"/>
+        <w:numPr>
+          <w:ilvl w:val="0"/>
+          <w:numId w:val="3"/>
+        </w:numPr>
+        <w:spacing w:after="100" w:line="280"/>
+        <w:jc w:val="both"/>
+      </w:pPr>
+      <w:r>
+        <w:rPr>
+          <w:rFonts w:ascii="Calibri" w:cs="Calibri" w:eastAsia="Calibri" w:hAnsi="Calibri"/>
+          <w:sz w:val="22"/>
+          <w:szCs w:val="22"/>
+        </w:rPr>
+        <w:t xml:space="preserve">The Egress Lambda performs an unauthenticated, unrestricted outbound GET to whatever target the policy engine approved; a production egress gateway would additionally enforce method and payload allow-lists, response size and content-type limits, and rate limiting, not only a destination allow-list.</w:t>
       </w:r>
     </w:p>
     <w:p>
@@ -1710,7 +2748,286 @@
           <w:sz w:val="28"/>
           <w:szCs w:val="28"/>
         </w:rPr>
-        <w:t xml:space="preserve">8. Team Roles</w:t>
+        <w:t xml:space="preserve">10. Work Plan</w:t>
+      </w:r>
+    </w:p>
+    <w:p>
+      <w:pPr>
+        <w:spacing w:after="140" w:line="300"/>
+        <w:jc w:val="both"/>
+      </w:pPr>
+      <w:r>
+        <w:rPr>
+          <w:rFonts w:ascii="Calibri" w:cs="Calibri" w:eastAsia="Calibri" w:hAnsi="Calibri"/>
+          <w:sz w:val="22"/>
+          <w:szCs w:val="22"/>
+        </w:rPr>
+        <w:t xml:space="preserve">The work is organized into four phases so that research, architecture, and the demo can proceed in parallel where possible and converge into a single report and presentation.</w:t>
+      </w:r>
+    </w:p>
+    <w:p>
+      <w:pPr>
+        <w:pStyle w:val="Heading2"/>
+        <w:spacing w:after="100" w:before="220"/>
+      </w:pPr>
+      <w:r>
+        <w:rPr>
+          <w:rFonts w:ascii="Calibri" w:cs="Calibri" w:eastAsia="Calibri" w:hAnsi="Calibri"/>
+          <w:b/>
+          <w:bCs/>
+          <w:color w:val="2B2B2B"/>
+          <w:sz w:val="24"/>
+          <w:szCs w:val="24"/>
+        </w:rPr>
+        <w:t xml:space="preserve">Phase 1 — Research and Threat Modeling (Week 1)</w:t>
+      </w:r>
+    </w:p>
+    <w:p>
+      <w:pPr>
+        <w:pStyle w:val="ListParagraph"/>
+        <w:numPr>
+          <w:ilvl w:val="0"/>
+          <w:numId w:val="3"/>
+        </w:numPr>
+        <w:spacing w:after="60" w:line="280"/>
+      </w:pPr>
+      <w:r>
+        <w:rPr>
+          <w:rFonts w:ascii="Calibri" w:cs="Calibri" w:eastAsia="Calibri" w:hAnsi="Calibri"/>
+          <w:sz w:val="22"/>
+          <w:szCs w:val="22"/>
+        </w:rPr>
+        <w:t xml:space="preserve">Deep-dive on the OpenAI-model hacking incident and at least two comparable agentic-AI security incidents, to confirm the threat model generalizes beyond a single case.</w:t>
+      </w:r>
+    </w:p>
+    <w:p>
+      <w:pPr>
+        <w:pStyle w:val="ListParagraph"/>
+        <w:numPr>
+          <w:ilvl w:val="0"/>
+          <w:numId w:val="3"/>
+        </w:numPr>
+        <w:spacing w:after="60" w:line="280"/>
+      </w:pPr>
+      <w:r>
+        <w:rPr>
+          <w:rFonts w:ascii="Calibri" w:cs="Calibri" w:eastAsia="Calibri" w:hAnsi="Calibri"/>
+          <w:sz w:val="22"/>
+          <w:szCs w:val="22"/>
+        </w:rPr>
+        <w:t xml:space="preserve">Define and document the four rogue-behaviour categories (unauthorized network calls, privilege escalation, scope deviation, persistence) with concrete technical examples of each.</w:t>
+      </w:r>
+    </w:p>
+    <w:p>
+      <w:pPr>
+        <w:pStyle w:val="ListParagraph"/>
+        <w:numPr>
+          <w:ilvl w:val="0"/>
+          <w:numId w:val="3"/>
+        </w:numPr>
+        <w:spacing w:after="60" w:line="280"/>
+      </w:pPr>
+      <w:r>
+        <w:rPr>
+          <w:rFonts w:ascii="Calibri" w:cs="Calibri" w:eastAsia="Calibri" w:hAnsi="Calibri"/>
+          <w:sz w:val="22"/>
+          <w:szCs w:val="22"/>
+        </w:rPr>
+        <w:t xml:space="preserve">Draft the problem statement and threat model sections of the report.</w:t>
+      </w:r>
+    </w:p>
+    <w:p>
+      <w:pPr>
+        <w:pStyle w:val="Heading2"/>
+        <w:spacing w:after="100" w:before="220"/>
+      </w:pPr>
+      <w:r>
+        <w:rPr>
+          <w:rFonts w:ascii="Calibri" w:cs="Calibri" w:eastAsia="Calibri" w:hAnsi="Calibri"/>
+          <w:b/>
+          <w:bCs/>
+          <w:color w:val="2B2B2B"/>
+          <w:sz w:val="24"/>
+          <w:szCs w:val="24"/>
+        </w:rPr>
+        <w:t xml:space="preserve">Phase 2 — Cloud Architecture and Security Design (Weeks 1–2)</w:t>
+      </w:r>
+    </w:p>
+    <w:p>
+      <w:pPr>
+        <w:pStyle w:val="ListParagraph"/>
+        <w:numPr>
+          <w:ilvl w:val="0"/>
+          <w:numId w:val="3"/>
+        </w:numPr>
+        <w:spacing w:after="60" w:line="280"/>
+      </w:pPr>
+      <w:r>
+        <w:rPr>
+          <w:rFonts w:ascii="Calibri" w:cs="Calibri" w:eastAsia="Calibri" w:hAnsi="Calibri"/>
+          <w:sz w:val="22"/>
+          <w:szCs w:val="22"/>
+        </w:rPr>
+        <w:t xml:space="preserve">Design the sandbox/containment architecture: isolated VPC, monitored egress, action-approval gateway, and kill-switch.</w:t>
+      </w:r>
+    </w:p>
+    <w:p>
+      <w:pPr>
+        <w:pStyle w:val="ListParagraph"/>
+        <w:numPr>
+          <w:ilvl w:val="0"/>
+          <w:numId w:val="3"/>
+        </w:numPr>
+        <w:spacing w:after="60" w:line="280"/>
+      </w:pPr>
+      <w:r>
+        <w:rPr>
+          <w:rFonts w:ascii="Calibri" w:cs="Calibri" w:eastAsia="Calibri" w:hAnsi="Calibri"/>
+          <w:sz w:val="22"/>
+          <w:szCs w:val="22"/>
+        </w:rPr>
+        <w:t xml:space="preserve">Select the specific cloud services for the primary implementation and identify equivalents on the other major providers.</w:t>
+      </w:r>
+    </w:p>
+    <w:p>
+      <w:pPr>
+        <w:pStyle w:val="ListParagraph"/>
+        <w:numPr>
+          <w:ilvl w:val="0"/>
+          <w:numId w:val="3"/>
+        </w:numPr>
+        <w:spacing w:after="60" w:line="280"/>
+      </w:pPr>
+      <w:r>
+        <w:rPr>
+          <w:rFonts w:ascii="Calibri" w:cs="Calibri" w:eastAsia="Calibri" w:hAnsi="Calibri"/>
+          <w:sz w:val="22"/>
+          <w:szCs w:val="22"/>
+        </w:rPr>
+        <w:t xml:space="preserve">Produce the architecture diagrams, including the request/response sequence diagram in this report.</w:t>
+      </w:r>
+    </w:p>
+    <w:p>
+      <w:pPr>
+        <w:pStyle w:val="Heading2"/>
+        <w:spacing w:after="100" w:before="220"/>
+      </w:pPr>
+      <w:r>
+        <w:rPr>
+          <w:rFonts w:ascii="Calibri" w:cs="Calibri" w:eastAsia="Calibri" w:hAnsi="Calibri"/>
+          <w:b/>
+          <w:bCs/>
+          <w:color w:val="2B2B2B"/>
+          <w:sz w:val="24"/>
+          <w:szCs w:val="24"/>
+        </w:rPr>
+        <w:t xml:space="preserve">Phase 3 — Build and Demo (Weeks 2–3)</w:t>
+      </w:r>
+    </w:p>
+    <w:p>
+      <w:pPr>
+        <w:pStyle w:val="ListParagraph"/>
+        <w:numPr>
+          <w:ilvl w:val="0"/>
+          <w:numId w:val="3"/>
+        </w:numPr>
+        <w:spacing w:after="60" w:line="280"/>
+      </w:pPr>
+      <w:r>
+        <w:rPr>
+          <w:rFonts w:ascii="Calibri" w:cs="Calibri" w:eastAsia="Calibri" w:hAnsi="Calibri"/>
+          <w:sz w:val="22"/>
+          <w:szCs w:val="22"/>
+        </w:rPr>
+        <w:t xml:space="preserve">Build a minimal working prototype: a mock agent issuing a small set of test actions, a simple policy-evaluation function, and a script or dashboard that demonstrates an approved action succeeding and an anomalous action triggering the kill-switch.</w:t>
+      </w:r>
+    </w:p>
+    <w:p>
+      <w:pPr>
+        <w:pStyle w:val="ListParagraph"/>
+        <w:numPr>
+          <w:ilvl w:val="0"/>
+          <w:numId w:val="3"/>
+        </w:numPr>
+        <w:spacing w:after="60" w:line="280"/>
+      </w:pPr>
+      <w:r>
+        <w:rPr>
+          <w:rFonts w:ascii="Calibri" w:cs="Calibri" w:eastAsia="Calibri" w:hAnsi="Calibri"/>
+          <w:sz w:val="22"/>
+          <w:szCs w:val="22"/>
+        </w:rPr>
+        <w:t xml:space="preserve">Validate that the demo reproduces both paths shown in Figure 1: the approved path and the anomalous/kill-switch path.</w:t>
+      </w:r>
+    </w:p>
+    <w:p>
+      <w:pPr>
+        <w:pStyle w:val="Heading2"/>
+        <w:spacing w:after="100" w:before="220"/>
+      </w:pPr>
+      <w:r>
+        <w:rPr>
+          <w:rFonts w:ascii="Calibri" w:cs="Calibri" w:eastAsia="Calibri" w:hAnsi="Calibri"/>
+          <w:b/>
+          <w:bCs/>
+          <w:color w:val="2B2B2B"/>
+          <w:sz w:val="24"/>
+          <w:szCs w:val="24"/>
+        </w:rPr>
+        <w:t xml:space="preserve">Phase 4 — Consolidation and Presentation (Week 3–4)</w:t>
+      </w:r>
+    </w:p>
+    <w:p>
+      <w:pPr>
+        <w:pStyle w:val="ListParagraph"/>
+        <w:numPr>
+          <w:ilvl w:val="0"/>
+          <w:numId w:val="3"/>
+        </w:numPr>
+        <w:spacing w:after="60" w:line="280"/>
+      </w:pPr>
+      <w:r>
+        <w:rPr>
+          <w:rFonts w:ascii="Calibri" w:cs="Calibri" w:eastAsia="Calibri" w:hAnsi="Calibri"/>
+          <w:sz w:val="22"/>
+          <w:szCs w:val="22"/>
+        </w:rPr>
+        <w:t xml:space="preserve">Consolidate the research, architecture, and demo results into the final written report.</w:t>
+      </w:r>
+    </w:p>
+    <w:p>
+      <w:pPr>
+        <w:pStyle w:val="ListParagraph"/>
+        <w:numPr>
+          <w:ilvl w:val="0"/>
+          <w:numId w:val="3"/>
+        </w:numPr>
+        <w:spacing w:after="60" w:line="280"/>
+      </w:pPr>
+      <w:r>
+        <w:rPr>
+          <w:rFonts w:ascii="Calibri" w:cs="Calibri" w:eastAsia="Calibri" w:hAnsi="Calibri"/>
+          <w:sz w:val="22"/>
+          <w:szCs w:val="22"/>
+        </w:rPr>
+        <w:t xml:space="preserve">Prepare the presentation deck and rehearse the live delivery, including a walkthrough of the demo.</w:t>
+      </w:r>
+    </w:p>
+    <w:p>
+      <w:pPr>
+        <w:pStyle w:val="Heading1"/>
+        <w:spacing w:after="150" w:before="300"/>
+      </w:pPr>
+      <w:r>
+        <w:rPr>
+          <w:rFonts w:ascii="Calibri" w:cs="Calibri" w:eastAsia="Calibri" w:hAnsi="Calibri"/>
+          <w:b/>
+          <w:bCs/>
+          <w:color w:val="1F1F1F"/>
+          <w:sz w:val="28"/>
+          <w:szCs w:val="28"/>
+        </w:rPr>
+        <w:t xml:space="preserve">11. Team Roles</w:t>
       </w:r>
     </w:p>
     <w:p>
@@ -2005,7 +3322,7 @@
           <w:sz w:val="28"/>
           <w:szCs w:val="28"/>
         </w:rPr>
-        <w:t xml:space="preserve">9. Expected Outcomes</w:t>
+        <w:t xml:space="preserve">12. Expected Outcomes</w:t>
       </w:r>
     </w:p>
     <w:p>
@@ -2094,7 +3411,7 @@
           <w:sz w:val="28"/>
           <w:szCs w:val="28"/>
         </w:rPr>
-        <w:t xml:space="preserve">10. Conclusion</w:t>
+        <w:t xml:space="preserve">13. Conclusion</w:t>
       </w:r>
     </w:p>
     <w:p>
